--- a/por/docx/21.content.docx
+++ b/por/docx/21.content.docx
@@ -19,7 +19,7 @@
         <w:rPr>
           <w:lang w:val="pt_PT" w:bidi="pt_PT"/>
         </w:rPr>
-        <w:t>Resource: Notas de Estudo - Introduções aos Livros (Tyndale)</w:t>
+        <w:t>Resource: Tyndale Open Study Notes</w:t>
       </w:r>
       <w:r>
         <w:rPr>
@@ -112,7 +112,7 @@
         <w:rPr>
           <w:lang w:val="pt_PT" w:bidi="pt_PT"/>
         </w:rPr>
-        <w:t>Notas de Estudo - Introduções aos Livros (Tyndale)</w:t>
+        <w:t>Tyndale Open Study Notes</w:t>
       </w:r>
     </w:p>
     <w:p>

--- a/por/docx/21.content.docx
+++ b/por/docx/21.content.docx
@@ -19,7 +19,7 @@
         <w:rPr>
           <w:lang w:val="pt_PT" w:bidi="pt_PT"/>
         </w:rPr>
-        <w:t>Resource: Tyndale Open Study Notes</w:t>
+        <w:t>Resource: Aquifer Open Study Notes (Book Intros)</w:t>
       </w:r>
       <w:r>
         <w:rPr>
@@ -112,7 +112,7 @@
         <w:rPr>
           <w:lang w:val="pt_PT" w:bidi="pt_PT"/>
         </w:rPr>
-        <w:t>Tyndale Open Study Notes</w:t>
+        <w:t>Aquifer Open Study Notes (Book Intros)</w:t>
       </w:r>
     </w:p>
     <w:p>

--- a/por/docx/21.content.docx
+++ b/por/docx/21.content.docx
@@ -283,36 +283,24 @@
         </w:rPr>
         <w:t>O livro de Eclesiastes é um discurso ou conjunto de discursos que explora o valor da vida e tudo o que ela contém, além do que as pessoas devem fazer. A coleção é delimitada pelo breve prólogo do editor (</w:t>
       </w:r>
-      <w:hyperlink r:id="rId13">
-        <w:r>
-          <w:rPr>
-            <w:lang w:val="pt_PT" w:bidi="pt_PT"/>
-          </w:rPr>
-          <w:rPr>
-            <w:color w:val="0000EE"/>
-            <w:u w:val="single"/>
-          </w:rPr>
-          <w:t>1.1</w:t>
-        </w:r>
-      </w:hyperlink>
+      <w:r>
+        <w:rPr>
+          <w:lang w:val="pt_PT" w:bidi="pt_PT"/>
+        </w:rPr>
+        <w:t>1.1</w:t>
+      </w:r>
       <w:r>
         <w:rPr>
           <w:lang w:val="pt_PT" w:bidi="pt_PT"/>
         </w:rPr>
         <w:t>) e seu epílogo e conclusão (</w:t>
       </w:r>
-      <w:hyperlink r:id="rId14">
-        <w:r>
-          <w:rPr>
-            <w:lang w:val="pt_PT" w:bidi="pt_PT"/>
-          </w:rPr>
-          <w:rPr>
-            <w:color w:val="0000EE"/>
-            <w:u w:val="single"/>
-          </w:rPr>
-          <w:t>12.9–14</w:t>
-        </w:r>
-      </w:hyperlink>
+      <w:r>
+        <w:rPr>
+          <w:lang w:val="pt_PT" w:bidi="pt_PT"/>
+        </w:rPr>
+        <w:t>12.9–14</w:t>
+      </w:r>
       <w:r>
         <w:rPr>
           <w:lang w:val="pt_PT" w:bidi="pt_PT"/>
@@ -346,18 +334,12 @@
         </w:rPr>
         <w:t xml:space="preserve"> (“vapor”, muitas vezes traduzido como “sem sentido”). Ele discute como os humanos devem lidar com as circunstâncias da vida em um mundo que está sob o governo soberano de Deus. Esta discussão é resumida pelo editor no final do livro: “Aqui está agora a minha conclusão final: tema a Deus e obedeça aos seus mandamentos, pois este é o dever de todos. Deus nos julgará por tudo o que fazemos, incluindo cada coisa secreta, seja boa ou má” (</w:t>
       </w:r>
-      <w:hyperlink r:id="rId15">
-        <w:r>
-          <w:rPr>
-            <w:lang w:val="pt_PT" w:bidi="pt_PT"/>
-          </w:rPr>
-          <w:rPr>
-            <w:color w:val="0000EE"/>
-            <w:u w:val="single"/>
-          </w:rPr>
-          <w:t>12.13–14</w:t>
-        </w:r>
-      </w:hyperlink>
+      <w:r>
+        <w:rPr>
+          <w:lang w:val="pt_PT" w:bidi="pt_PT"/>
+        </w:rPr>
+        <w:t>12.13–14</w:t>
+      </w:r>
       <w:r>
         <w:rPr>
           <w:lang w:val="pt_PT" w:bidi="pt_PT"/>
@@ -389,126 +371,84 @@
         </w:rPr>
         <w:t xml:space="preserve">O orador principal é identificado como um rei, como "o Pregador", e como filho de Davi (veja </w:t>
       </w:r>
-      <w:hyperlink r:id="rId13">
-        <w:r>
-          <w:rPr>
-            <w:lang w:val="pt_PT" w:bidi="pt_PT"/>
-          </w:rPr>
-          <w:rPr>
-            <w:color w:val="0000EE"/>
-            <w:u w:val="single"/>
-          </w:rPr>
-          <w:t>1.1</w:t>
-        </w:r>
-      </w:hyperlink>
+      <w:r>
+        <w:rPr>
+          <w:lang w:val="pt_PT" w:bidi="pt_PT"/>
+        </w:rPr>
+        <w:t>1.1</w:t>
+      </w:r>
       <w:r>
         <w:rPr>
           <w:lang w:val="pt_PT" w:bidi="pt_PT"/>
         </w:rPr>
         <w:t>,</w:t>
       </w:r>
-      <w:hyperlink r:id="rId16">
-        <w:r>
-          <w:rPr>
-            <w:lang w:val="pt_PT" w:bidi="pt_PT"/>
-          </w:rPr>
-          <w:rPr>
-            <w:color w:val="0000EE"/>
-            <w:u w:val="single"/>
-          </w:rPr>
-          <w:t>12</w:t>
-        </w:r>
-      </w:hyperlink>
+      <w:r>
+        <w:rPr>
+          <w:lang w:val="pt_PT" w:bidi="pt_PT"/>
+        </w:rPr>
+        <w:t>12</w:t>
+      </w:r>
       <w:r>
         <w:rPr>
           <w:lang w:val="pt_PT" w:bidi="pt_PT"/>
         </w:rPr>
         <w:t>,</w:t>
       </w:r>
-      <w:hyperlink r:id="rId17">
-        <w:r>
-          <w:rPr>
-            <w:lang w:val="pt_PT" w:bidi="pt_PT"/>
-          </w:rPr>
-          <w:rPr>
-            <w:color w:val="0000EE"/>
-            <w:u w:val="single"/>
-          </w:rPr>
-          <w:t>16</w:t>
-        </w:r>
-      </w:hyperlink>
+      <w:r>
+        <w:rPr>
+          <w:lang w:val="pt_PT" w:bidi="pt_PT"/>
+        </w:rPr>
+        <w:t>16</w:t>
+      </w:r>
       <w:r>
         <w:rPr>
           <w:lang w:val="pt_PT" w:bidi="pt_PT"/>
         </w:rPr>
         <w:t xml:space="preserve">; </w:t>
       </w:r>
-      <w:hyperlink r:id="rId18">
-        <w:r>
-          <w:rPr>
-            <w:lang w:val="pt_PT" w:bidi="pt_PT"/>
-          </w:rPr>
-          <w:rPr>
-            <w:color w:val="0000EE"/>
-            <w:u w:val="single"/>
-          </w:rPr>
-          <w:t>2.7</w:t>
-        </w:r>
-      </w:hyperlink>
+      <w:r>
+        <w:rPr>
+          <w:lang w:val="pt_PT" w:bidi="pt_PT"/>
+        </w:rPr>
+        <w:t>2.7</w:t>
+      </w:r>
       <w:r>
         <w:rPr>
           <w:lang w:val="pt_PT" w:bidi="pt_PT"/>
         </w:rPr>
         <w:t>,</w:t>
       </w:r>
-      <w:hyperlink r:id="rId19">
-        <w:r>
-          <w:rPr>
-            <w:lang w:val="pt_PT" w:bidi="pt_PT"/>
-          </w:rPr>
-          <w:rPr>
-            <w:color w:val="0000EE"/>
-            <w:u w:val="single"/>
-          </w:rPr>
-          <w:t>9</w:t>
-        </w:r>
-      </w:hyperlink>
+      <w:r>
+        <w:rPr>
+          <w:lang w:val="pt_PT" w:bidi="pt_PT"/>
+        </w:rPr>
+        <w:t>9</w:t>
+      </w:r>
       <w:r>
         <w:rPr>
           <w:lang w:val="pt_PT" w:bidi="pt_PT"/>
         </w:rPr>
         <w:t>); esses rótulos indicam fortemente Salomão. Seu discurso é enquadrado dentro dos comentários de abertura e fechamento de um editor (</w:t>
       </w:r>
-      <w:hyperlink r:id="rId13">
-        <w:r>
-          <w:rPr>
-            <w:lang w:val="pt_PT" w:bidi="pt_PT"/>
-          </w:rPr>
-          <w:rPr>
-            <w:color w:val="0000EE"/>
-            <w:u w:val="single"/>
-          </w:rPr>
-          <w:t>1.1</w:t>
-        </w:r>
-      </w:hyperlink>
+      <w:r>
+        <w:rPr>
+          <w:lang w:val="pt_PT" w:bidi="pt_PT"/>
+        </w:rPr>
+        <w:t>1.1</w:t>
+      </w:r>
       <w:r>
         <w:rPr>
           <w:lang w:val="pt_PT" w:bidi="pt_PT"/>
         </w:rPr>
         <w:t xml:space="preserve">; </w:t>
       </w:r>
-      <w:hyperlink r:id="rId14">
-        <w:r>
-          <w:rPr>
-            <w:lang w:val="pt_PT" w:bidi="pt_PT"/>
-          </w:rPr>
-          <w:rPr>
-            <w:color w:val="0000EE"/>
-            <w:u w:val="single"/>
-          </w:rPr>
-          <w:t>12.9–14</w:t>
-        </w:r>
-      </w:hyperlink>
+      <w:r>
+        <w:rPr>
+          <w:lang w:val="pt_PT" w:bidi="pt_PT"/>
+        </w:rPr>
+        <w:t>12.9–14</w:t>
+      </w:r>
       <w:r>
         <w:rPr>
           <w:lang w:val="pt_PT" w:bidi="pt_PT"/>
@@ -529,54 +469,36 @@
         </w:rPr>
         <w:t xml:space="preserve">O termo traduzido como “o Pregador” (hebraico Qoheleth) significa literalmente “[aquele que] reúne uma assembleia ou congregação”. Esta ideia é expressa no título grego do livro, Eclesiastes (do grego ekklēsia, “assembleia, congregação”). Em pelo menos uma ocasião, Salomão dirigiu-se a uma assembleia de líderes e representantes das tribos de Israel (veja </w:t>
       </w:r>
-      <w:hyperlink r:id="rId20">
-        <w:r>
-          <w:rPr>
-            <w:lang w:val="pt_PT" w:bidi="pt_PT"/>
-          </w:rPr>
-          <w:rPr>
-            <w:color w:val="0000EE"/>
-            <w:u w:val="single"/>
-          </w:rPr>
-          <w:t>2Cr 5.2–7.7</w:t>
-        </w:r>
-      </w:hyperlink>
+      <w:r>
+        <w:rPr>
+          <w:lang w:val="pt_PT" w:bidi="pt_PT"/>
+        </w:rPr>
+        <w:t>2Cr 5.2–7.7</w:t>
+      </w:r>
       <w:r>
         <w:rPr>
           <w:lang w:val="pt_PT" w:bidi="pt_PT"/>
         </w:rPr>
         <w:t>). Também nos é dito que muitos reis e embaixadores vieram ouvir Salomão falar por causa de sua sabedoria (</w:t>
       </w:r>
-      <w:hyperlink r:id="rId21">
-        <w:r>
-          <w:rPr>
-            <w:lang w:val="pt_PT" w:bidi="pt_PT"/>
-          </w:rPr>
-          <w:rPr>
-            <w:color w:val="0000EE"/>
-            <w:u w:val="single"/>
-          </w:rPr>
-          <w:t>1Rs 4.34</w:t>
-        </w:r>
-      </w:hyperlink>
+      <w:r>
+        <w:rPr>
+          <w:lang w:val="pt_PT" w:bidi="pt_PT"/>
+        </w:rPr>
+        <w:t>1Rs 4.34</w:t>
+      </w:r>
       <w:r>
         <w:rPr>
           <w:lang w:val="pt_PT" w:bidi="pt_PT"/>
         </w:rPr>
         <w:t xml:space="preserve">; </w:t>
       </w:r>
-      <w:hyperlink r:id="rId22">
-        <w:r>
-          <w:rPr>
-            <w:lang w:val="pt_PT" w:bidi="pt_PT"/>
-          </w:rPr>
-          <w:rPr>
-            <w:color w:val="0000EE"/>
-            <w:u w:val="single"/>
-          </w:rPr>
-          <w:t>10.23–24</w:t>
-        </w:r>
-      </w:hyperlink>
+      <w:r>
+        <w:rPr>
+          <w:lang w:val="pt_PT" w:bidi="pt_PT"/>
+        </w:rPr>
+        <w:t>10.23–24</w:t>
+      </w:r>
       <w:r>
         <w:rPr>
           <w:lang w:val="pt_PT" w:bidi="pt_PT"/>
@@ -647,18 +569,12 @@
         </w:rPr>
         <w:t>O professor contextualiza essa questão filosófica no mundo real do governo e da vida cotidiana, através dos quais administradores e cidadãos comuns devem navegar. Sua mensagem é unificada, e o editor resume suas implicações (</w:t>
       </w:r>
-      <w:hyperlink r:id="rId15">
-        <w:r>
-          <w:rPr>
-            <w:lang w:val="pt_PT" w:bidi="pt_PT"/>
-          </w:rPr>
-          <w:rPr>
-            <w:color w:val="0000EE"/>
-            <w:u w:val="single"/>
-          </w:rPr>
-          <w:t>12.13–14</w:t>
-        </w:r>
-      </w:hyperlink>
+      <w:r>
+        <w:rPr>
+          <w:lang w:val="pt_PT" w:bidi="pt_PT"/>
+        </w:rPr>
+        <w:t>12.13–14</w:t>
+      </w:r>
       <w:r>
         <w:rPr>
           <w:lang w:val="pt_PT" w:bidi="pt_PT"/>
